--- a/TumProgrammingReport_unfinished.docx
+++ b/TumProgrammingReport_unfinished.docx
@@ -110,35 +110,7 @@
         <w:rPr>
           <w:lang w:val="en-US"/>
         </w:rPr>
-        <w:t xml:space="preserve">. Additionally, we trained our model on batches with a batch size of 32. For the training loop, we implemented an if statement that tracks the best loss in the entire training process. Every time the new test loss is better (smaller) than the current best test loss, we save this loss as the new best and additionally save the model parameters in a file. Every epoch where the test loss is not better than the best loss of the model, we increase the break counter by one. If the counter reaches 10, we break the training loop and end the training. This allows us to get the best possible model without the problem of overfitting. After the training loop ended, we </w:t>
-      </w:r>
-      <w:proofErr w:type="gramStart"/>
-      <w:r>
-        <w:rPr>
-          <w:lang w:val="en-US"/>
-        </w:rPr>
-        <w:t>load</w:t>
-      </w:r>
-      <w:proofErr w:type="gramEnd"/>
-      <w:r>
-        <w:rPr>
-          <w:lang w:val="en-US"/>
-        </w:rPr>
-        <w:t xml:space="preserve"> the parameters that were saved in the best run of the model and then save this model in an external file. This allows us to use this pre-trained model to make predictions on our dataset without the need to train again. To check the real accuracy of our model and to see how the model performs on the different length-of-stay groups, we split our data into 11 different datasets where each consists only of rows that have the length of stay x. Then we made predictions on each group to find the accuracy of each class (you can </w:t>
-      </w:r>
-      <w:proofErr w:type="gramStart"/>
-      <w:r>
-        <w:rPr>
-          <w:lang w:val="en-US"/>
-        </w:rPr>
-        <w:t>see that</w:t>
-      </w:r>
-      <w:proofErr w:type="gramEnd"/>
-      <w:r>
-        <w:rPr>
-          <w:lang w:val="en-US"/>
-        </w:rPr>
-        <w:t xml:space="preserve"> below). The last thing we wanted to test is what predictions the model makes on each class (you can see the result below). For example, the model predicts stay 0-10 in 21.8% of all cases as stay 0-10 (which is correct) but also predicts the stay group 0-10 in 43.1% of all cases as 11-20.</w:t>
+        <w:t xml:space="preserve">. </w:t>
       </w:r>
     </w:p>
     <w:p>
@@ -153,7 +125,148 @@
           <w:lang w:val="en-US"/>
         </w:rPr>
         <w:drawing>
-          <wp:inline distT="0" distB="0" distL="0" distR="0" wp14:anchorId="6A4320B9" wp14:editId="6DFA9D5C">
+          <wp:inline distT="0" distB="0" distL="0" distR="0" wp14:anchorId="2C720E9F" wp14:editId="3AF85B8B">
+            <wp:extent cx="3818467" cy="1666049"/>
+            <wp:effectExtent l="0" t="0" r="0" b="0"/>
+            <wp:docPr id="1468054057" name="Grafik 2"/>
+            <wp:cNvGraphicFramePr>
+              <a:graphicFrameLocks xmlns:a="http://schemas.openxmlformats.org/drawingml/2006/main" noChangeAspect="1"/>
+            </wp:cNvGraphicFramePr>
+            <a:graphic xmlns:a="http://schemas.openxmlformats.org/drawingml/2006/main">
+              <a:graphicData uri="http://schemas.openxmlformats.org/drawingml/2006/picture">
+                <pic:pic xmlns:pic="http://schemas.openxmlformats.org/drawingml/2006/picture">
+                  <pic:nvPicPr>
+                    <pic:cNvPr id="0" name="Picture 2"/>
+                    <pic:cNvPicPr>
+                      <a:picLocks noChangeAspect="1" noChangeArrowheads="1"/>
+                    </pic:cNvPicPr>
+                  </pic:nvPicPr>
+                  <pic:blipFill>
+                    <a:blip r:embed="rId7" cstate="print">
+                      <a:extLst>
+                        <a:ext uri="{28A0092B-C50C-407E-A947-70E740481C1C}">
+                          <a14:useLocalDpi xmlns:a14="http://schemas.microsoft.com/office/drawing/2010/main" val="0"/>
+                        </a:ext>
+                      </a:extLst>
+                    </a:blip>
+                    <a:srcRect/>
+                    <a:stretch>
+                      <a:fillRect/>
+                    </a:stretch>
+                  </pic:blipFill>
+                  <pic:spPr bwMode="auto">
+                    <a:xfrm>
+                      <a:off x="0" y="0"/>
+                      <a:ext cx="3838048" cy="1674592"/>
+                    </a:xfrm>
+                    <a:prstGeom prst="rect">
+                      <a:avLst/>
+                    </a:prstGeom>
+                    <a:noFill/>
+                    <a:ln>
+                      <a:noFill/>
+                    </a:ln>
+                  </pic:spPr>
+                </pic:pic>
+              </a:graphicData>
+            </a:graphic>
+          </wp:inline>
+        </w:drawing>
+      </w:r>
+    </w:p>
+    <w:p>
+      <w:pPr>
+        <w:rPr>
+          <w:lang w:val="en-US"/>
+        </w:rPr>
+      </w:pPr>
+      <w:r>
+        <w:rPr>
+          <w:lang w:val="en-US"/>
+        </w:rPr>
+        <w:t>For the training loop</w:t>
+      </w:r>
+      <w:r>
+        <w:rPr>
+          <w:lang w:val="en-US"/>
+        </w:rPr>
+        <w:t xml:space="preserve"> we</w:t>
+      </w:r>
+      <w:r>
+        <w:rPr>
+          <w:lang w:val="en-US"/>
+        </w:rPr>
+        <w:t xml:space="preserve"> track</w:t>
+      </w:r>
+      <w:r>
+        <w:rPr>
+          <w:lang w:val="en-US"/>
+        </w:rPr>
+        <w:t>ed</w:t>
+      </w:r>
+      <w:r>
+        <w:rPr>
+          <w:lang w:val="en-US"/>
+        </w:rPr>
+        <w:t xml:space="preserve"> the best </w:t>
+      </w:r>
+      <w:r>
+        <w:rPr>
+          <w:lang w:val="en-US"/>
+        </w:rPr>
+        <w:t>test loss over the training process and stopped the training the moment when no better test loss was achieved</w:t>
+      </w:r>
+      <w:r>
+        <w:rPr>
+          <w:lang w:val="en-US"/>
+        </w:rPr>
+        <w:t xml:space="preserve">. </w:t>
+      </w:r>
+      <w:r>
+        <w:rPr>
+          <w:lang w:val="en-US"/>
+        </w:rPr>
+        <w:t xml:space="preserve">We decided to use the test loss for the model performance evaluation because by tracking the performance of the model based on the already seen data (training data) we would have the risk of taking </w:t>
+      </w:r>
+      <w:proofErr w:type="gramStart"/>
+      <w:r>
+        <w:rPr>
+          <w:lang w:val="en-US"/>
+        </w:rPr>
+        <w:t>a overfitted</w:t>
+      </w:r>
+      <w:proofErr w:type="gramEnd"/>
+      <w:r>
+        <w:rPr>
+          <w:lang w:val="en-US"/>
+        </w:rPr>
+        <w:t xml:space="preserve"> model as the best one.  </w:t>
+      </w:r>
+      <w:r>
+        <w:rPr>
+          <w:lang w:val="en-US"/>
+        </w:rPr>
+        <w:t>After the training loop ended, we load</w:t>
+      </w:r>
+      <w:r>
+        <w:rPr>
+          <w:lang w:val="en-US"/>
+        </w:rPr>
+        <w:t>ed</w:t>
+      </w:r>
+      <w:r>
+        <w:rPr>
+          <w:lang w:val="en-US"/>
+        </w:rPr>
+        <w:t xml:space="preserve"> the parameters that were saved in the best run of the model and then save this model in an external file. This allows us to use this pre-trained model to make predictions on our dataset without the need to train again. </w:t>
+      </w:r>
+      <w:r>
+        <w:rPr>
+          <w:noProof/>
+          <w:lang w:val="en-US"/>
+        </w:rPr>
+        <w:drawing>
+          <wp:inline distT="0" distB="0" distL="0" distR="0" wp14:anchorId="72681D41" wp14:editId="1F372912">
             <wp:extent cx="5753100" cy="1960245"/>
             <wp:effectExtent l="0" t="0" r="0" b="1905"/>
             <wp:docPr id="1820471376" name="Grafik 2"/>
@@ -170,7 +283,7 @@
                     </pic:cNvPicPr>
                   </pic:nvPicPr>
                   <pic:blipFill>
-                    <a:blip r:embed="rId4" cstate="print">
+                    <a:blip r:embed="rId8" cstate="print">
                       <a:extLst>
                         <a:ext uri="{28A0092B-C50C-407E-A947-70E740481C1C}">
                           <a14:useLocalDpi xmlns:a14="http://schemas.microsoft.com/office/drawing/2010/main" val="0"/>
@@ -212,12 +325,122 @@
         <w:rPr>
           <w:lang w:val="en-US"/>
         </w:rPr>
+        <w:t xml:space="preserve">To check the real accuracy of our model and to see how the model performs on the different length-of-stay groups, we split our data into 11 different datasets where each consists only of rows that have the length of stay x. </w:t>
+      </w:r>
+      <w:r>
+        <w:rPr>
+          <w:lang w:val="en-US"/>
+        </w:rPr>
+        <w:t xml:space="preserve">Then we made predictions </w:t>
+      </w:r>
+      <w:proofErr w:type="gramStart"/>
+      <w:r>
+        <w:rPr>
+          <w:lang w:val="en-US"/>
+        </w:rPr>
+        <w:t>on</w:t>
+      </w:r>
+      <w:proofErr w:type="gramEnd"/>
+      <w:r>
+        <w:rPr>
+          <w:lang w:val="en-US"/>
+        </w:rPr>
+        <w:t xml:space="preserve"> each </w:t>
+      </w:r>
+      <w:r>
+        <w:rPr>
+          <w:lang w:val="en-US"/>
+        </w:rPr>
         <w:lastRenderedPageBreak/>
+        <w:t xml:space="preserve">class and tracked the prediction of the model </w:t>
+      </w:r>
+      <w:r>
+        <w:rPr>
+          <w:lang w:val="en-US"/>
+        </w:rPr>
+        <w:t>(you can see the result below). For example, the model predicts stay 0-10 in 21.8% of all cases as stay 0-10 (which is correct) but also predicts the stay group 0-10 in 43.1% of all cases as 11-20.</w:t>
+      </w:r>
+      <w:r>
+        <w:rPr>
+          <w:lang w:val="en-US"/>
+        </w:rPr>
+        <w:t xml:space="preserve"> </w:t>
+      </w:r>
+      <w:r>
+        <w:rPr>
+          <w:lang w:val="en-US"/>
+        </w:rPr>
+        <w:t>Some classes, such as 41-50, are predicted with 0% accuracy because there were only a few rows of training data available for that class. During training, the model optimize</w:t>
+      </w:r>
+      <w:r>
+        <w:rPr>
+          <w:lang w:val="en-US"/>
+        </w:rPr>
+        <w:t>d</w:t>
+      </w:r>
+      <w:r>
+        <w:rPr>
+          <w:lang w:val="en-US"/>
+        </w:rPr>
+        <w:t xml:space="preserve"> for overall loss across all samples, so when </w:t>
+      </w:r>
+      <w:r>
+        <w:rPr>
+          <w:lang w:val="en-US"/>
+        </w:rPr>
+        <w:t xml:space="preserve">the </w:t>
+      </w:r>
+      <w:r>
+        <w:rPr>
+          <w:lang w:val="en-US"/>
+        </w:rPr>
+        <w:t xml:space="preserve">class is underrepresented, the model learns that it's statistically safer to predict a majority class instead of risking a wrong guess on a rare one. For example, since 21-30 has by far the most training examples, the model learns a high prior probability for it and tends to default </w:t>
+      </w:r>
+      <w:proofErr w:type="gramStart"/>
+      <w:r>
+        <w:rPr>
+          <w:lang w:val="en-US"/>
+        </w:rPr>
+        <w:t>to predicting</w:t>
+      </w:r>
+      <w:proofErr w:type="gramEnd"/>
+      <w:r>
+        <w:rPr>
+          <w:lang w:val="en-US"/>
+        </w:rPr>
+        <w:t xml:space="preserve"> 21-30 even for inputs that </w:t>
+      </w:r>
+      <w:proofErr w:type="gramStart"/>
+      <w:r>
+        <w:rPr>
+          <w:lang w:val="en-US"/>
+        </w:rPr>
+        <w:t>actually belong</w:t>
+      </w:r>
+      <w:proofErr w:type="gramEnd"/>
+      <w:r>
+        <w:rPr>
+          <w:lang w:val="en-US"/>
+        </w:rPr>
+        <w:t xml:space="preserve"> to a minority class like 41-50. As a result, the model essentially "gives up" on the rare classes in favor of minimizing loss on the classes it sees most often.</w:t>
+      </w:r>
+    </w:p>
+    <w:p>
+      <w:pPr>
+        <w:rPr>
+          <w:lang w:val="en-US"/>
+        </w:rPr>
+      </w:pPr>
+      <w:r>
+        <w:rPr>
+          <w:noProof/>
+          <w:lang w:val="en-US"/>
+        </w:rPr>
         <w:drawing>
-          <wp:inline distT="0" distB="0" distL="0" distR="0" wp14:anchorId="33FCC72F" wp14:editId="3EA2288E">
-            <wp:extent cx="5760720" cy="1770380"/>
-            <wp:effectExtent l="0" t="0" r="0" b="1270"/>
-            <wp:docPr id="32946896" name="Grafik 1"/>
+          <wp:inline distT="0" distB="0" distL="0" distR="0" wp14:anchorId="42C61DB1" wp14:editId="24A0CFBB">
+            <wp:extent cx="5757545" cy="5100955"/>
+            <wp:effectExtent l="0" t="0" r="0" b="4445"/>
+            <wp:docPr id="924303405" name="Grafik 1"/>
             <wp:cNvGraphicFramePr>
               <a:graphicFrameLocks xmlns:a="http://schemas.openxmlformats.org/drawingml/2006/main" noChangeAspect="1"/>
             </wp:cNvGraphicFramePr>
@@ -225,23 +448,36 @@
               <a:graphicData uri="http://schemas.openxmlformats.org/drawingml/2006/picture">
                 <pic:pic xmlns:pic="http://schemas.openxmlformats.org/drawingml/2006/picture">
                   <pic:nvPicPr>
-                    <pic:cNvPr id="32946896" name=""/>
-                    <pic:cNvPicPr/>
+                    <pic:cNvPr id="0" name="Picture 1"/>
+                    <pic:cNvPicPr>
+                      <a:picLocks noChangeAspect="1" noChangeArrowheads="1"/>
+                    </pic:cNvPicPr>
                   </pic:nvPicPr>
                   <pic:blipFill>
-                    <a:blip r:embed="rId5"/>
+                    <a:blip r:embed="rId9">
+                      <a:extLst>
+                        <a:ext uri="{28A0092B-C50C-407E-A947-70E740481C1C}">
+                          <a14:useLocalDpi xmlns:a14="http://schemas.microsoft.com/office/drawing/2010/main" val="0"/>
+                        </a:ext>
+                      </a:extLst>
+                    </a:blip>
+                    <a:srcRect/>
                     <a:stretch>
                       <a:fillRect/>
                     </a:stretch>
                   </pic:blipFill>
-                  <pic:spPr>
+                  <pic:spPr bwMode="auto">
                     <a:xfrm>
                       <a:off x="0" y="0"/>
-                      <a:ext cx="5760720" cy="1770380"/>
+                      <a:ext cx="5757545" cy="5100955"/>
                     </a:xfrm>
                     <a:prstGeom prst="rect">
                       <a:avLst/>
                     </a:prstGeom>
+                    <a:noFill/>
+                    <a:ln>
+                      <a:noFill/>
+                    </a:ln>
                   </pic:spPr>
                 </pic:pic>
               </a:graphicData>
@@ -258,6 +494,153 @@
     </w:sectPr>
   </w:body>
 </w:document>
+</file>
+
+<file path=word/endnotes.xml><?xml version="1.0" encoding="utf-8"?>
+<w:endnotes xmlns:wpc="http://schemas.microsoft.com/office/word/2010/wordprocessingCanvas" xmlns:cx="http://schemas.microsoft.com/office/drawing/2014/chartex" xmlns:cx1="http://schemas.microsoft.com/office/drawing/2015/9/8/chartex" xmlns:cx2="http://schemas.microsoft.com/office/drawing/2015/10/21/chartex" xmlns:cx3="http://schemas.microsoft.com/office/drawing/2016/5/9/chartex" xmlns:cx4="http://schemas.microsoft.com/office/drawing/2016/5/10/chartex" xmlns:cx5="http://schemas.microsoft.com/office/drawing/2016/5/11/chartex" xmlns:cx6="http://schemas.microsoft.com/office/drawing/2016/5/12/chartex" xmlns:cx7="http://schemas.microsoft.com/office/drawing/2016/5/13/chartex" xmlns:cx8="http://schemas.microsoft.com/office/drawing/2016/5/14/chartex" xmlns:mc="http://schemas.openxmlformats.org/markup-compatibility/2006" xmlns:aink="http://schemas.microsoft.com/office/drawing/2016/ink" xmlns:am3d="http://schemas.microsoft.com/office/drawing/2017/model3d" xmlns:o="urn:schemas-microsoft-com:office:office" xmlns:oel="http://schemas.microsoft.com/office/2019/extlst" xmlns:r="http://schemas.openxmlformats.org/officeDocument/2006/relationships" xmlns:m="http://schemas.openxmlformats.org/officeDocument/2006/math" xmlns:v="urn:schemas-microsoft-com:vml" xmlns:wp14="http://schemas.microsoft.com/office/word/2010/wordprocessingDrawing" xmlns:wp="http://schemas.openxmlformats.org/drawingml/2006/wordprocessingDrawing" xmlns:w10="urn:schemas-microsoft-com:office:word" xmlns:w="http://schemas.openxmlformats.org/wordprocessingml/2006/main" xmlns:w14="http://schemas.microsoft.com/office/word/2010/wordml" xmlns:w15="http://schemas.microsoft.com/office/word/2012/wordml" xmlns:w16cex="http://schemas.microsoft.com/office/word/2018/wordml/cex" xmlns:w16cid="http://schemas.microsoft.com/office/word/2016/wordml/cid" xmlns:w16="http://schemas.microsoft.com/office/word/2018/wordml" xmlns:w16du="http://schemas.microsoft.com/office/word/2023/wordml/word16du" xmlns:w16sdtdh="http://schemas.microsoft.com/office/word/2020/wordml/sdtdatahash" xmlns:w16sdtfl="http://schemas.microsoft.com/office/word/2024/wordml/sdtformatlock" xmlns:w16se="http://schemas.microsoft.com/office/word/2015/wordml/symex" xmlns:wpg="http://schemas.microsoft.com/office/word/2010/wordprocessingGroup" xmlns:wpi="http://schemas.microsoft.com/office/word/2010/wordprocessingInk" xmlns:wne="http://schemas.microsoft.com/office/word/2006/wordml" xmlns:wps="http://schemas.microsoft.com/office/word/2010/wordprocessingShape" mc:Ignorable="w14 w15 w16se w16cid w16 w16cex w16sdtdh w16sdtfl w16du wp14">
+  <w:endnote w:type="separator" w:id="-1">
+    <w:p>
+      <w:pPr>
+        <w:spacing w:after="0" w:line="240" w:lineRule="auto"/>
+      </w:pPr>
+      <w:r>
+        <w:separator/>
+      </w:r>
+    </w:p>
+  </w:endnote>
+  <w:endnote w:type="continuationSeparator" w:id="0">
+    <w:p>
+      <w:pPr>
+        <w:spacing w:after="0" w:line="240" w:lineRule="auto"/>
+      </w:pPr>
+      <w:r>
+        <w:continuationSeparator/>
+      </w:r>
+    </w:p>
+  </w:endnote>
+</w:endnotes>
+</file>
+
+<file path=word/footnotes.xml><?xml version="1.0" encoding="utf-8"?>
+<w:footnotes xmlns:wpc="http://schemas.microsoft.com/office/word/2010/wordprocessingCanvas" xmlns:cx="http://schemas.microsoft.com/office/drawing/2014/chartex" xmlns:cx1="http://schemas.microsoft.com/office/drawing/2015/9/8/chartex" xmlns:cx2="http://schemas.microsoft.com/office/drawing/2015/10/21/chartex" xmlns:cx3="http://schemas.microsoft.com/office/drawing/2016/5/9/chartex" xmlns:cx4="http://schemas.microsoft.com/office/drawing/2016/5/10/chartex" xmlns:cx5="http://schemas.microsoft.com/office/drawing/2016/5/11/chartex" xmlns:cx6="http://schemas.microsoft.com/office/drawing/2016/5/12/chartex" xmlns:cx7="http://schemas.microsoft.com/office/drawing/2016/5/13/chartex" xmlns:cx8="http://schemas.microsoft.com/office/drawing/2016/5/14/chartex" xmlns:mc="http://schemas.openxmlformats.org/markup-compatibility/2006" xmlns:aink="http://schemas.microsoft.com/office/drawing/2016/ink" xmlns:am3d="http://schemas.microsoft.com/office/drawing/2017/model3d" xmlns:o="urn:schemas-microsoft-com:office:office" xmlns:oel="http://schemas.microsoft.com/office/2019/extlst" xmlns:r="http://schemas.openxmlformats.org/officeDocument/2006/relationships" xmlns:m="http://schemas.openxmlformats.org/officeDocument/2006/math" xmlns:v="urn:schemas-microsoft-com:vml" xmlns:wp14="http://schemas.microsoft.com/office/word/2010/wordprocessingDrawing" xmlns:wp="http://schemas.openxmlformats.org/drawingml/2006/wordprocessingDrawing" xmlns:w10="urn:schemas-microsoft-com:office:word" xmlns:w="http://schemas.openxmlformats.org/wordprocessingml/2006/main" xmlns:w14="http://schemas.microsoft.com/office/word/2010/wordml" xmlns:w15="http://schemas.microsoft.com/office/word/2012/wordml" xmlns:w16cex="http://schemas.microsoft.com/office/word/2018/wordml/cex" xmlns:w16cid="http://schemas.microsoft.com/office/word/2016/wordml/cid" xmlns:w16="http://schemas.microsoft.com/office/word/2018/wordml" xmlns:w16du="http://schemas.microsoft.com/office/word/2023/wordml/word16du" xmlns:w16sdtdh="http://schemas.microsoft.com/office/word/2020/wordml/sdtdatahash" xmlns:w16sdtfl="http://schemas.microsoft.com/office/word/2024/wordml/sdtformatlock" xmlns:w16se="http://schemas.microsoft.com/office/word/2015/wordml/symex" xmlns:wpg="http://schemas.microsoft.com/office/word/2010/wordprocessingGroup" xmlns:wpi="http://schemas.microsoft.com/office/word/2010/wordprocessingInk" xmlns:wne="http://schemas.microsoft.com/office/word/2006/wordml" xmlns:wps="http://schemas.microsoft.com/office/word/2010/wordprocessingShape" mc:Ignorable="w14 w15 w16se w16cid w16 w16cex w16sdtdh w16sdtfl w16du wp14">
+  <w:footnote w:type="separator" w:id="-1">
+    <w:p>
+      <w:pPr>
+        <w:spacing w:after="0" w:line="240" w:lineRule="auto"/>
+      </w:pPr>
+      <w:r>
+        <w:separator/>
+      </w:r>
+    </w:p>
+  </w:footnote>
+  <w:footnote w:type="continuationSeparator" w:id="0">
+    <w:p>
+      <w:pPr>
+        <w:spacing w:after="0" w:line="240" w:lineRule="auto"/>
+      </w:pPr>
+      <w:r>
+        <w:continuationSeparator/>
+      </w:r>
+    </w:p>
+  </w:footnote>
+</w:footnotes>
+</file>
+
+<file path=word/numbering.xml><?xml version="1.0" encoding="utf-8"?>
+<w:numbering xmlns:wpc="http://schemas.microsoft.com/office/word/2010/wordprocessingCanvas" xmlns:cx="http://schemas.microsoft.com/office/drawing/2014/chartex" xmlns:cx1="http://schemas.microsoft.com/office/drawing/2015/9/8/chartex" xmlns:cx2="http://schemas.microsoft.com/office/drawing/2015/10/21/chartex" xmlns:cx3="http://schemas.microsoft.com/office/drawing/2016/5/9/chartex" xmlns:cx4="http://schemas.microsoft.com/office/drawing/2016/5/10/chartex" xmlns:cx5="http://schemas.microsoft.com/office/drawing/2016/5/11/chartex" xmlns:cx6="http://schemas.microsoft.com/office/drawing/2016/5/12/chartex" xmlns:cx7="http://schemas.microsoft.com/office/drawing/2016/5/13/chartex" xmlns:cx8="http://schemas.microsoft.com/office/drawing/2016/5/14/chartex" xmlns:mc="http://schemas.openxmlformats.org/markup-compatibility/2006" xmlns:aink="http://schemas.microsoft.com/office/drawing/2016/ink" xmlns:am3d="http://schemas.microsoft.com/office/drawing/2017/model3d" xmlns:o="urn:schemas-microsoft-com:office:office" xmlns:oel="http://schemas.microsoft.com/office/2019/extlst" xmlns:r="http://schemas.openxmlformats.org/officeDocument/2006/relationships" xmlns:m="http://schemas.openxmlformats.org/officeDocument/2006/math" xmlns:v="urn:schemas-microsoft-com:vml" xmlns:wp14="http://schemas.microsoft.com/office/word/2010/wordprocessingDrawing" xmlns:wp="http://schemas.openxmlformats.org/drawingml/2006/wordprocessingDrawing" xmlns:w10="urn:schemas-microsoft-com:office:word" xmlns:w="http://schemas.openxmlformats.org/wordprocessingml/2006/main" xmlns:w14="http://schemas.microsoft.com/office/word/2010/wordml" xmlns:w15="http://schemas.microsoft.com/office/word/2012/wordml" xmlns:w16cex="http://schemas.microsoft.com/office/word/2018/wordml/cex" xmlns:w16cid="http://schemas.microsoft.com/office/word/2016/wordml/cid" xmlns:w16="http://schemas.microsoft.com/office/word/2018/wordml" xmlns:w16du="http://schemas.microsoft.com/office/word/2023/wordml/word16du" xmlns:w16sdtdh="http://schemas.microsoft.com/office/word/2020/wordml/sdtdatahash" xmlns:w16sdtfl="http://schemas.microsoft.com/office/word/2024/wordml/sdtformatlock" xmlns:w16se="http://schemas.microsoft.com/office/word/2015/wordml/symex" xmlns:wpg="http://schemas.microsoft.com/office/word/2010/wordprocessingGroup" xmlns:wpi="http://schemas.microsoft.com/office/word/2010/wordprocessingInk" xmlns:wne="http://schemas.microsoft.com/office/word/2006/wordml" xmlns:wps="http://schemas.microsoft.com/office/word/2010/wordprocessingShape" mc:Ignorable="w14 w15 w16se w16cid w16 w16cex w16sdtdh w16sdtfl w16du wp14">
+  <w:abstractNum w:abstractNumId="0" w15:restartNumberingAfterBreak="0">
+    <w:nsid w:val="34D33BA5"/>
+    <w:multiLevelType w:val="hybridMultilevel"/>
+    <w:tmpl w:val="388A6704"/>
+    <w:lvl w:ilvl="0" w:tplc="0407000F">
+      <w:start w:val="1"/>
+      <w:numFmt w:val="decimal"/>
+      <w:lvlText w:val="%1."/>
+      <w:lvlJc w:val="left"/>
+      <w:pPr>
+        <w:ind w:left="720" w:hanging="360"/>
+      </w:pPr>
+      <w:rPr>
+        <w:rFonts w:hint="default"/>
+      </w:rPr>
+    </w:lvl>
+    <w:lvl w:ilvl="1" w:tplc="04070019" w:tentative="1">
+      <w:start w:val="1"/>
+      <w:numFmt w:val="lowerLetter"/>
+      <w:lvlText w:val="%2."/>
+      <w:lvlJc w:val="left"/>
+      <w:pPr>
+        <w:ind w:left="1440" w:hanging="360"/>
+      </w:pPr>
+    </w:lvl>
+    <w:lvl w:ilvl="2" w:tplc="0407001B" w:tentative="1">
+      <w:start w:val="1"/>
+      <w:numFmt w:val="lowerRoman"/>
+      <w:lvlText w:val="%3."/>
+      <w:lvlJc w:val="right"/>
+      <w:pPr>
+        <w:ind w:left="2160" w:hanging="180"/>
+      </w:pPr>
+    </w:lvl>
+    <w:lvl w:ilvl="3" w:tplc="0407000F" w:tentative="1">
+      <w:start w:val="1"/>
+      <w:numFmt w:val="decimal"/>
+      <w:lvlText w:val="%4."/>
+      <w:lvlJc w:val="left"/>
+      <w:pPr>
+        <w:ind w:left="2880" w:hanging="360"/>
+      </w:pPr>
+    </w:lvl>
+    <w:lvl w:ilvl="4" w:tplc="04070019" w:tentative="1">
+      <w:start w:val="1"/>
+      <w:numFmt w:val="lowerLetter"/>
+      <w:lvlText w:val="%5."/>
+      <w:lvlJc w:val="left"/>
+      <w:pPr>
+        <w:ind w:left="3600" w:hanging="360"/>
+      </w:pPr>
+    </w:lvl>
+    <w:lvl w:ilvl="5" w:tplc="0407001B" w:tentative="1">
+      <w:start w:val="1"/>
+      <w:numFmt w:val="lowerRoman"/>
+      <w:lvlText w:val="%6."/>
+      <w:lvlJc w:val="right"/>
+      <w:pPr>
+        <w:ind w:left="4320" w:hanging="180"/>
+      </w:pPr>
+    </w:lvl>
+    <w:lvl w:ilvl="6" w:tplc="0407000F" w:tentative="1">
+      <w:start w:val="1"/>
+      <w:numFmt w:val="decimal"/>
+      <w:lvlText w:val="%7."/>
+      <w:lvlJc w:val="left"/>
+      <w:pPr>
+        <w:ind w:left="5040" w:hanging="360"/>
+      </w:pPr>
+    </w:lvl>
+    <w:lvl w:ilvl="7" w:tplc="04070019" w:tentative="1">
+      <w:start w:val="1"/>
+      <w:numFmt w:val="lowerLetter"/>
+      <w:lvlText w:val="%8."/>
+      <w:lvlJc w:val="left"/>
+      <w:pPr>
+        <w:ind w:left="5760" w:hanging="360"/>
+      </w:pPr>
+    </w:lvl>
+    <w:lvl w:ilvl="8" w:tplc="0407001B" w:tentative="1">
+      <w:start w:val="1"/>
+      <w:numFmt w:val="lowerRoman"/>
+      <w:lvlText w:val="%9."/>
+      <w:lvlJc w:val="right"/>
+      <w:pPr>
+        <w:ind w:left="6480" w:hanging="180"/>
+      </w:pPr>
+    </w:lvl>
+  </w:abstractNum>
+  <w:num w:numId="1" w16cid:durableId="1180121442">
+    <w:abstractNumId w:val="0"/>
+  </w:num>
+</w:numbering>
 </file>
 
 <file path=word/styles.xml><?xml version="1.0" encoding="utf-8"?>
@@ -863,7 +1246,6 @@
   <w:style w:type="character" w:default="1" w:styleId="Absatz-Standardschriftart">
     <w:name w:val="Default Paragraph Font"/>
     <w:uiPriority w:val="1"/>
-    <w:semiHidden/>
     <w:unhideWhenUsed/>
   </w:style>
   <w:style w:type="table" w:default="1" w:styleId="NormaleTabelle">
@@ -1176,6 +1558,50 @@
       <w:color w:val="0F4761" w:themeColor="accent1" w:themeShade="BF"/>
       <w:spacing w:val="5"/>
     </w:rPr>
+  </w:style>
+  <w:style w:type="paragraph" w:styleId="Kopfzeile">
+    <w:name w:val="header"/>
+    <w:basedOn w:val="Standard"/>
+    <w:link w:val="KopfzeileZchn"/>
+    <w:uiPriority w:val="99"/>
+    <w:unhideWhenUsed/>
+    <w:rsid w:val="00210410"/>
+    <w:pPr>
+      <w:tabs>
+        <w:tab w:val="center" w:pos="4536"/>
+        <w:tab w:val="right" w:pos="9072"/>
+      </w:tabs>
+      <w:spacing w:after="0" w:line="240" w:lineRule="auto"/>
+    </w:pPr>
+  </w:style>
+  <w:style w:type="character" w:customStyle="1" w:styleId="KopfzeileZchn">
+    <w:name w:val="Kopfzeile Zchn"/>
+    <w:basedOn w:val="Absatz-Standardschriftart"/>
+    <w:link w:val="Kopfzeile"/>
+    <w:uiPriority w:val="99"/>
+    <w:rsid w:val="00210410"/>
+  </w:style>
+  <w:style w:type="paragraph" w:styleId="Fuzeile">
+    <w:name w:val="footer"/>
+    <w:basedOn w:val="Standard"/>
+    <w:link w:val="FuzeileZchn"/>
+    <w:uiPriority w:val="99"/>
+    <w:unhideWhenUsed/>
+    <w:rsid w:val="00210410"/>
+    <w:pPr>
+      <w:tabs>
+        <w:tab w:val="center" w:pos="4536"/>
+        <w:tab w:val="right" w:pos="9072"/>
+      </w:tabs>
+      <w:spacing w:after="0" w:line="240" w:lineRule="auto"/>
+    </w:pPr>
+  </w:style>
+  <w:style w:type="character" w:customStyle="1" w:styleId="FuzeileZchn">
+    <w:name w:val="Fußzeile Zchn"/>
+    <w:basedOn w:val="Absatz-Standardschriftart"/>
+    <w:link w:val="Fuzeile"/>
+    <w:uiPriority w:val="99"/>
+    <w:rsid w:val="00210410"/>
   </w:style>
 </w:styles>
 </file>
